--- a/static/downloads/fr/docx/layer-5/operations-manual.docx
+++ b/static/downloads/fr/docx/layer-5/operations-manual.docx
@@ -87,7 +87,7 @@
         <w:t xml:space="preserve"> </w:t>
       </w:r>
       <w:r>
-        <w:t xml:space="preserve">2026-06-26</w:t>
+        <w:t xml:space="preserve">2026-07-07</w:t>
       </w:r>
     </w:p>
     <w:p>
@@ -373,24 +373,34 @@
     </w:p>
     <w:p>
       <w:pPr>
-        <w:pStyle w:val="BlockText"/>
-      </w:pPr>
-      <w:r>
-        <w:t xml:space="preserve">**Justification — Pourquoi documenter les processus critiques **</w:t>
-      </w:r>
-    </w:p>
-    <w:p>
-      <w:pPr>
-        <w:pStyle w:val="BlockText"/>
-      </w:pPr>
-      <w:r>
-        <w:t xml:space="preserve">Si un processus n’existe que dans la tête d’une seule personne, la communauté dépend de la présence de cette personne — indéfiniment. Mettre par écrit les processus critiques, avec des responsables nommés, c’est ce qui transforme un savoir privé en un bien commun capable de survivre aux passations, aux absences et aux départs.</w:t>
-      </w:r>
-    </w:p>
-    <w:p>
-      <w:pPr>
-        <w:pStyle w:val="BlockText"/>
-      </w:pPr>
+        <w:pStyle w:val="BodyText"/>
+      </w:pPr>
+      <w:r>
+        <w:t xml:space="preserve">&gt; **Justification — Pourquoi documenter les processus critiques **</w:t>
+      </w:r>
+      <w:r>
+        <w:t xml:space="preserve"> </w:t>
+      </w:r>
+      <w:r>
+        <w:t xml:space="preserve">&gt;</w:t>
+      </w:r>
+      <w:r>
+        <w:t xml:space="preserve"> </w:t>
+      </w:r>
+      <w:r>
+        <w:t xml:space="preserve">&gt; Si un processus n’existe que dans la tête d’une seule personne, la communauté dépend de la présence de cette personne — indéfiniment. Mettre par écrit les processus critiques, avec des responsables nommés, c’est ce qui transforme un savoir privé en un bien commun capable de survivre aux passations, aux absences et aux départs.</w:t>
+      </w:r>
+    </w:p>
+    <w:p>
+      <w:pPr>
+        <w:pStyle w:val="BodyText"/>
+      </w:pPr>
+      <w:r>
+        <w:t xml:space="preserve">&gt;</w:t>
+      </w:r>
+      <w:r>
+        <w:t xml:space="preserve"> </w:t>
+      </w:r>
       <w:r>
         <w:rPr>
           <w:b/>
@@ -398,13 +408,17 @@
         </w:rPr>
         <w:t xml:space="preserve">Instructions — Comment remplir cette section</w:t>
       </w:r>
-    </w:p>
-    <w:p>
-      <w:pPr>
-        <w:pStyle w:val="BlockText"/>
-      </w:pPr>
-      <w:r>
-        <w:t xml:space="preserve">Pour chaque processus critique récurrent (intégration, départ, publication de propositions, enregistrement des contributions, cadence des réunions, gestion de la trésorerie, revue des accès aux plateformes), nomme un·e responsable et fournis une brève description.</w:t>
+      <w:r>
+        <w:t xml:space="preserve"> </w:t>
+      </w:r>
+      <w:r>
+        <w:t xml:space="preserve">&gt;</w:t>
+      </w:r>
+      <w:r>
+        <w:t xml:space="preserve"> </w:t>
+      </w:r>
+      <w:r>
+        <w:t xml:space="preserve">&gt; Pour chaque processus critique récurrent (intégration, départ, publication de propositions, enregistrement des contributions, cadence des réunions, gestion de la trésorerie, revue des accès aux plateformes), nomme un·e responsable et fournis une brève description.</w:t>
       </w:r>
     </w:p>
     <w:tbl>
@@ -557,6 +571,13 @@
             <w:pPr>
               <w:pStyle w:val="Compact"/>
             </w:pPr>
+            <w:r>
+              <w:rPr>
+                <w:i/>
+                <w:iCs/>
+              </w:rPr>
+              <w:t xml:space="preserve">&lt;Publication des propositions&gt;</w:t>
+            </w:r>
           </w:p>
         </w:tc>
         <w:tc>
@@ -597,6 +618,13 @@
             <w:pPr>
               <w:pStyle w:val="Compact"/>
             </w:pPr>
+            <w:r>
+              <w:rPr>
+                <w:i/>
+                <w:iCs/>
+              </w:rPr>
+              <w:t xml:space="preserve">&lt;Enregistrement des contributions&gt;</w:t>
+            </w:r>
           </w:p>
         </w:tc>
         <w:tc>
@@ -861,24 +889,34 @@
     </w:p>
     <w:p>
       <w:pPr>
-        <w:pStyle w:val="BlockText"/>
-      </w:pPr>
-      <w:r>
-        <w:t xml:space="preserve">**Justification — Pourquoi limiter les responsabilités temporaires dans le temps **</w:t>
-      </w:r>
-    </w:p>
-    <w:p>
-      <w:pPr>
-        <w:pStyle w:val="BlockText"/>
-      </w:pPr>
-      <w:r>
-        <w:t xml:space="preserve">Les tâches ponctuelles se transforment silencieusement en postes permanents non rémunérés — généralement portés par la personne qui a dit oui une fois. Une durée maximale stricte et une revue obligatoire font la différence entre « j’ai assuré le relais pendant une semaine » et « apparemment c’est mon rôle maintenant. »</w:t>
-      </w:r>
-    </w:p>
-    <w:p>
-      <w:pPr>
-        <w:pStyle w:val="BlockText"/>
-      </w:pPr>
+        <w:pStyle w:val="BodyText"/>
+      </w:pPr>
+      <w:r>
+        <w:t xml:space="preserve">&gt; **Justification — Pourquoi limiter les responsabilités temporaires dans le temps **</w:t>
+      </w:r>
+      <w:r>
+        <w:t xml:space="preserve"> </w:t>
+      </w:r>
+      <w:r>
+        <w:t xml:space="preserve">&gt;</w:t>
+      </w:r>
+      <w:r>
+        <w:t xml:space="preserve"> </w:t>
+      </w:r>
+      <w:r>
+        <w:t xml:space="preserve">&gt; Les tâches ponctuelles se transforment silencieusement en postes permanents non rémunérés — généralement portés par la personne qui a dit oui une fois. Une durée maximale stricte et une revue obligatoire font la différence entre « j’ai assuré le relais pendant une semaine » et « apparemment c’est mon rôle maintenant. »</w:t>
+      </w:r>
+    </w:p>
+    <w:p>
+      <w:pPr>
+        <w:pStyle w:val="BodyText"/>
+      </w:pPr>
+      <w:r>
+        <w:t xml:space="preserve">&gt;</w:t>
+      </w:r>
+      <w:r>
+        <w:t xml:space="preserve"> </w:t>
+      </w:r>
       <w:r>
         <w:rPr>
           <w:b/>
@@ -886,18 +924,22 @@
         </w:rPr>
         <w:t xml:space="preserve">Instructions — Comment remplir cette section</w:t>
       </w:r>
-    </w:p>
-    <w:p>
-      <w:pPr>
-        <w:pStyle w:val="BlockText"/>
-      </w:pPr>
-      <w:r>
-        <w:t xml:space="preserve">Indique que toute responsabilité temporaire DOIT être limitée dans le temps dès son attribution, documentée, revue avant expiration, puis soit formalisée soit clôturée.</w:t>
-      </w:r>
-    </w:p>
-    <w:p>
-      <w:pPr>
-        <w:pStyle w:val="FirstParagraph"/>
+      <w:r>
+        <w:t xml:space="preserve"> </w:t>
+      </w:r>
+      <w:r>
+        <w:t xml:space="preserve">&gt;</w:t>
+      </w:r>
+      <w:r>
+        <w:t xml:space="preserve"> </w:t>
+      </w:r>
+      <w:r>
+        <w:t xml:space="preserve">&gt; Indique que toute responsabilité temporaire DOIT être limitée dans le temps dès son attribution, documentée, revue avant expiration, puis soit formalisée soit clôturée.</w:t>
+      </w:r>
+    </w:p>
+    <w:p>
+      <w:pPr>
+        <w:pStyle w:val="BodyText"/>
       </w:pPr>
       <w:r>
         <w:t xml:space="preserve">Lorsqu’une tâche ou une responsabilité est attribuée temporairement, elle DOIT être :</w:t>
@@ -1041,24 +1083,34 @@
     </w:p>
     <w:p>
       <w:pPr>
-        <w:pStyle w:val="BlockText"/>
-      </w:pPr>
-      <w:r>
-        <w:t xml:space="preserve">**Justification — Pourquoi cartographier explicitement les passations **</w:t>
-      </w:r>
-    </w:p>
-    <w:p>
-      <w:pPr>
-        <w:pStyle w:val="BlockText"/>
-      </w:pPr>
-      <w:r>
-        <w:t xml:space="preserve">La plupart des défaillances opérationnelles ne surviennent pas à l’intérieur d’un rôle mais entre les rôles — aux frontières où le travail passe d’un·e responsable à l’autre. Nommer les passations transforme des dépendances invisibles en dépendances vérifiables, et prévient les échecs du type « je pensais que c’était toi qui t’en occupais ».</w:t>
-      </w:r>
-    </w:p>
-    <w:p>
-      <w:pPr>
-        <w:pStyle w:val="BlockText"/>
-      </w:pPr>
+        <w:pStyle w:val="BodyText"/>
+      </w:pPr>
+      <w:r>
+        <w:t xml:space="preserve">&gt; **Justification — Pourquoi cartographier explicitement les passations **</w:t>
+      </w:r>
+      <w:r>
+        <w:t xml:space="preserve"> </w:t>
+      </w:r>
+      <w:r>
+        <w:t xml:space="preserve">&gt;</w:t>
+      </w:r>
+      <w:r>
+        <w:t xml:space="preserve"> </w:t>
+      </w:r>
+      <w:r>
+        <w:t xml:space="preserve">&gt; La plupart des défaillances opérationnelles ne surviennent pas à l’intérieur d’un rôle mais entre les rôles — aux frontières où le travail passe d’un·e responsable à l’autre. Nommer les passations transforme des dépendances invisibles en dépendances vérifiables, et prévient les échecs du type « je pensais que c’était toi qui t’en occupais ».</w:t>
+      </w:r>
+    </w:p>
+    <w:p>
+      <w:pPr>
+        <w:pStyle w:val="BodyText"/>
+      </w:pPr>
+      <w:r>
+        <w:t xml:space="preserve">&gt;</w:t>
+      </w:r>
+      <w:r>
+        <w:t xml:space="preserve"> </w:t>
+      </w:r>
       <w:r>
         <w:rPr>
           <w:b/>
@@ -1066,13 +1118,17 @@
         </w:rPr>
         <w:t xml:space="preserve">Instructions — Comment remplir cette section</w:t>
       </w:r>
-    </w:p>
-    <w:p>
-      <w:pPr>
-        <w:pStyle w:val="BlockText"/>
-      </w:pPr>
-      <w:r>
-        <w:t xml:space="preserve">Pour chaque paire de rôles qui se transmettent du travail, nomme la passation et le type de travail transféré.</w:t>
+      <w:r>
+        <w:t xml:space="preserve"> </w:t>
+      </w:r>
+      <w:r>
+        <w:t xml:space="preserve">&gt;</w:t>
+      </w:r>
+      <w:r>
+        <w:t xml:space="preserve"> </w:t>
+      </w:r>
+      <w:r>
+        <w:t xml:space="preserve">&gt; Pour chaque paire de rôles qui se transmettent du travail, nomme la passation et le type de travail transféré.</w:t>
       </w:r>
     </w:p>
     <w:tbl>
@@ -1161,6 +1217,13 @@
             <w:pPr>
               <w:pStyle w:val="Compact"/>
             </w:pPr>
+            <w:r>
+              <w:rPr>
+                <w:i/>
+                <w:iCs/>
+              </w:rPr>
+              <w:t xml:space="preserve">&lt;ce qui est transmis&gt;</w:t>
+            </w:r>
           </w:p>
         </w:tc>
       </w:tr>
@@ -1325,24 +1388,34 @@
     </w:p>
     <w:p>
       <w:pPr>
-        <w:pStyle w:val="BlockText"/>
-      </w:pPr>
-      <w:r>
-        <w:t xml:space="preserve">**Justification — Pourquoi rendre les limites de charge explicites **</w:t>
-      </w:r>
-    </w:p>
-    <w:p>
-      <w:pPr>
-        <w:pStyle w:val="BlockText"/>
-      </w:pPr>
-      <w:r>
-        <w:t xml:space="preserve">Une charge de coordination illimitée est le mode de défaillance par défaut des communautés bénévoles — elle épuise silencieusement les membres les plus engagés jusqu’à ce qu’ils partent. Des limites explicites et vérifiables font de la capacité une préoccupation collective plutôt qu’un fardeau individuel.</w:t>
-      </w:r>
-    </w:p>
-    <w:p>
-      <w:pPr>
-        <w:pStyle w:val="BlockText"/>
-      </w:pPr>
+        <w:pStyle w:val="BodyText"/>
+      </w:pPr>
+      <w:r>
+        <w:t xml:space="preserve">&gt; **Justification — Pourquoi rendre les limites de charge explicites **</w:t>
+      </w:r>
+      <w:r>
+        <w:t xml:space="preserve"> </w:t>
+      </w:r>
+      <w:r>
+        <w:t xml:space="preserve">&gt;</w:t>
+      </w:r>
+      <w:r>
+        <w:t xml:space="preserve"> </w:t>
+      </w:r>
+      <w:r>
+        <w:t xml:space="preserve">&gt; Une charge de coordination illimitée est le mode de défaillance par défaut des communautés bénévoles — elle épuise silencieusement les membres les plus engagés jusqu’à ce qu’ils partent. Des limites explicites et vérifiables font de la capacité une préoccupation collective plutôt qu’un fardeau individuel.</w:t>
+      </w:r>
+    </w:p>
+    <w:p>
+      <w:pPr>
+        <w:pStyle w:val="BodyText"/>
+      </w:pPr>
+      <w:r>
+        <w:t xml:space="preserve">&gt;</w:t>
+      </w:r>
+      <w:r>
+        <w:t xml:space="preserve"> </w:t>
+      </w:r>
       <w:r>
         <w:rPr>
           <w:b/>
@@ -1350,13 +1423,17 @@
         </w:rPr>
         <w:t xml:space="preserve">Instructions — Comment remplir cette section</w:t>
       </w:r>
-    </w:p>
-    <w:p>
-      <w:pPr>
-        <w:pStyle w:val="BlockText"/>
-      </w:pPr>
-      <w:r>
-        <w:t xml:space="preserve">Définis des limites pour la charge de réunions, la charge par rôle, les attentes en termes de temps de réponse, et le processus de renégociation des responsabilités.</w:t>
+      <w:r>
+        <w:t xml:space="preserve"> </w:t>
+      </w:r>
+      <w:r>
+        <w:t xml:space="preserve">&gt;</w:t>
+      </w:r>
+      <w:r>
+        <w:t xml:space="preserve"> </w:t>
+      </w:r>
+      <w:r>
+        <w:t xml:space="preserve">&gt; Définis des limites pour la charge de réunions, la charge par rôle, les attentes en termes de temps de réponse, et le processus de renégociation des responsabilités.</w:t>
       </w:r>
     </w:p>
     <w:p>
@@ -1552,24 +1629,34 @@
     </w:p>
     <w:p>
       <w:pPr>
-        <w:pStyle w:val="BlockText"/>
-      </w:pPr>
-      <w:r>
-        <w:t xml:space="preserve">**Justification — Pourquoi planifier la continuité dès maintenant **</w:t>
-      </w:r>
-    </w:p>
-    <w:p>
-      <w:pPr>
-        <w:pStyle w:val="BlockText"/>
-      </w:pPr>
-      <w:r>
-        <w:t xml:space="preserve">Une communauté qui dépend d’une personne irremplaçable n’est qu’à une maladie, un conflit ou un départ de l’effondrement. Nommer honnêtement les points de défaillance uniques — et intégrer la passation dans chaque rôle — c’est ce qui permet à la communauté de survivre à ses fondateur·rices.</w:t>
-      </w:r>
-    </w:p>
-    <w:p>
-      <w:pPr>
-        <w:pStyle w:val="BlockText"/>
-      </w:pPr>
+        <w:pStyle w:val="BodyText"/>
+      </w:pPr>
+      <w:r>
+        <w:t xml:space="preserve">&gt; **Justification — Pourquoi planifier la continuité dès maintenant **</w:t>
+      </w:r>
+      <w:r>
+        <w:t xml:space="preserve"> </w:t>
+      </w:r>
+      <w:r>
+        <w:t xml:space="preserve">&gt;</w:t>
+      </w:r>
+      <w:r>
+        <w:t xml:space="preserve"> </w:t>
+      </w:r>
+      <w:r>
+        <w:t xml:space="preserve">&gt; Une communauté qui dépend d’une personne irremplaçable n’est qu’à une maladie, un conflit ou un départ de l’effondrement. Nommer honnêtement les points de défaillance uniques — et intégrer la passation dans chaque rôle — c’est ce qui permet à la communauté de survivre à ses fondateur·rices.</w:t>
+      </w:r>
+    </w:p>
+    <w:p>
+      <w:pPr>
+        <w:pStyle w:val="BodyText"/>
+      </w:pPr>
+      <w:r>
+        <w:t xml:space="preserve">&gt;</w:t>
+      </w:r>
+      <w:r>
+        <w:t xml:space="preserve"> </w:t>
+      </w:r>
       <w:r>
         <w:rPr>
           <w:b/>
@@ -1577,13 +1664,17 @@
         </w:rPr>
         <w:t xml:space="preserve">Instructions — Comment remplir cette section</w:t>
       </w:r>
-    </w:p>
-    <w:p>
-      <w:pPr>
-        <w:pStyle w:val="BlockText"/>
-      </w:pPr>
-      <w:r>
-        <w:t xml:space="preserve">Nomme honnêtement les points de défaillance uniques actuels. Indique les exigences de passation pour chaque rôle et la cadence de revue de continuité.</w:t>
+      <w:r>
+        <w:t xml:space="preserve"> </w:t>
+      </w:r>
+      <w:r>
+        <w:t xml:space="preserve">&gt;</w:t>
+      </w:r>
+      <w:r>
+        <w:t xml:space="preserve"> </w:t>
+      </w:r>
+      <w:r>
+        <w:t xml:space="preserve">&gt; Nomme honnêtement les points de défaillance uniques actuels. Indique les exigences de passation pour chaque rôle et la cadence de revue de continuité.</w:t>
       </w:r>
     </w:p>
     <w:p>
@@ -1753,24 +1844,34 @@
     </w:p>
     <w:p>
       <w:pPr>
-        <w:pStyle w:val="BlockText"/>
-      </w:pPr>
-      <w:r>
-        <w:t xml:space="preserve">**Justification — Pourquoi traiter l’accès à l’information comme un enjeu de gouvernance **</w:t>
-      </w:r>
-    </w:p>
-    <w:p>
-      <w:pPr>
-        <w:pStyle w:val="BlockText"/>
-      </w:pPr>
-      <w:r>
-        <w:t xml:space="preserve">Quiconque contrôle l’accès à l’information contrôle la communauté, intentionnellement ou non. Rendre les règles d’accès explicites — et interdire les points d’accès uniques — c’est ce qui empêche les gardien·nes informel·les d’accumuler le type de pouvoir que le système de gouvernance est censé contrôler.</w:t>
-      </w:r>
-    </w:p>
-    <w:p>
-      <w:pPr>
-        <w:pStyle w:val="BlockText"/>
-      </w:pPr>
+        <w:pStyle w:val="BodyText"/>
+      </w:pPr>
+      <w:r>
+        <w:t xml:space="preserve">&gt; **Justification — Pourquoi traiter l’accès à l’information comme un enjeu de gouvernance **</w:t>
+      </w:r>
+      <w:r>
+        <w:t xml:space="preserve"> </w:t>
+      </w:r>
+      <w:r>
+        <w:t xml:space="preserve">&gt;</w:t>
+      </w:r>
+      <w:r>
+        <w:t xml:space="preserve"> </w:t>
+      </w:r>
+      <w:r>
+        <w:t xml:space="preserve">&gt; Quiconque contrôle l’accès à l’information contrôle la communauté, intentionnellement ou non. Rendre les règles d’accès explicites — et interdire les points d’accès uniques — c’est ce qui empêche les gardien·nes informel·les d’accumuler le type de pouvoir que le système de gouvernance est censé contrôler.</w:t>
+      </w:r>
+    </w:p>
+    <w:p>
+      <w:pPr>
+        <w:pStyle w:val="BodyText"/>
+      </w:pPr>
+      <w:r>
+        <w:t xml:space="preserve">&gt;</w:t>
+      </w:r>
+      <w:r>
+        <w:t xml:space="preserve"> </w:t>
+      </w:r>
       <w:r>
         <w:rPr>
           <w:b/>
@@ -1778,13 +1879,17 @@
         </w:rPr>
         <w:t xml:space="preserve">Instructions — Comment remplir cette section</w:t>
       </w:r>
-    </w:p>
-    <w:p>
-      <w:pPr>
-        <w:pStyle w:val="BlockText"/>
-      </w:pPr>
-      <w:r>
-        <w:t xml:space="preserve">Indique quels registres sont accessibles à tou·tes les Membres actifs, le délai de réponse aux demandes d’information, et la règle interdisant les points d’accès uniques pour l’information pertinente à la gouvernance.</w:t>
+      <w:r>
+        <w:t xml:space="preserve"> </w:t>
+      </w:r>
+      <w:r>
+        <w:t xml:space="preserve">&gt;</w:t>
+      </w:r>
+      <w:r>
+        <w:t xml:space="preserve"> </w:t>
+      </w:r>
+      <w:r>
+        <w:t xml:space="preserve">&gt; Indique quels registres sont accessibles à tou·tes les Membres actifs, le délai de réponse aux demandes d’information, et la règle interdisant les points d’accès uniques pour l’information pertinente à la gouvernance.</w:t>
       </w:r>
     </w:p>
     <w:p>
@@ -1843,6 +1948,13 @@
           <w:numId w:val="1006"/>
         </w:numPr>
       </w:pPr>
+      <w:r>
+        <w:rPr>
+          <w:i/>
+          <w:iCs/>
+        </w:rPr>
+        <w:t xml:space="preserve">&lt;Registres de contributions accessibles.&gt;</w:t>
+      </w:r>
     </w:p>
     <w:p>
       <w:pPr>
@@ -1988,24 +2100,34 @@
     </w:p>
     <w:p>
       <w:pPr>
-        <w:pStyle w:val="BlockText"/>
-      </w:pPr>
-      <w:r>
-        <w:t xml:space="preserve">**Justification — Pourquoi nommer l’emplacement de chaque document **</w:t>
-      </w:r>
-    </w:p>
-    <w:p>
-      <w:pPr>
-        <w:pStyle w:val="BlockText"/>
-      </w:pPr>
-      <w:r>
-        <w:t xml:space="preserve">Si personne ne peut dire où se trouve la version canonique d’un document, il n’y a pas de version canonique. Nommer l’emplacement, le ou la responsable et la cadence de revue pour chaque type de document, c’est ce qui rend la mémoire de la communauté auditable plutôt que folklorique.</w:t>
-      </w:r>
-    </w:p>
-    <w:p>
-      <w:pPr>
-        <w:pStyle w:val="BlockText"/>
-      </w:pPr>
+        <w:pStyle w:val="BodyText"/>
+      </w:pPr>
+      <w:r>
+        <w:t xml:space="preserve">&gt; **Justification — Pourquoi nommer l’emplacement de chaque document **</w:t>
+      </w:r>
+      <w:r>
+        <w:t xml:space="preserve"> </w:t>
+      </w:r>
+      <w:r>
+        <w:t xml:space="preserve">&gt;</w:t>
+      </w:r>
+      <w:r>
+        <w:t xml:space="preserve"> </w:t>
+      </w:r>
+      <w:r>
+        <w:t xml:space="preserve">&gt; Si personne ne peut dire où se trouve la version canonique d’un document, il n’y a pas de version canonique. Nommer l’emplacement, le ou la responsable et la cadence de revue pour chaque type de document, c’est ce qui rend la mémoire de la communauté auditable plutôt que folklorique.</w:t>
+      </w:r>
+    </w:p>
+    <w:p>
+      <w:pPr>
+        <w:pStyle w:val="BodyText"/>
+      </w:pPr>
+      <w:r>
+        <w:t xml:space="preserve">&gt;</w:t>
+      </w:r>
+      <w:r>
+        <w:t xml:space="preserve"> </w:t>
+      </w:r>
       <w:r>
         <w:rPr>
           <w:b/>
@@ -2013,13 +2135,17 @@
         </w:rPr>
         <w:t xml:space="preserve">Instructions — Comment remplir cette section</w:t>
       </w:r>
-    </w:p>
-    <w:p>
-      <w:pPr>
-        <w:pStyle w:val="BlockText"/>
-      </w:pPr>
-      <w:r>
-        <w:t xml:space="preserve">Pour chaque type de document, nomme l’emplacement canonique, le ou la responsable et la cadence de revue.</w:t>
+      <w:r>
+        <w:t xml:space="preserve"> </w:t>
+      </w:r>
+      <w:r>
+        <w:t xml:space="preserve">&gt;</w:t>
+      </w:r>
+      <w:r>
+        <w:t xml:space="preserve"> </w:t>
+      </w:r>
+      <w:r>
+        <w:t xml:space="preserve">&gt; Pour chaque type de document, nomme l’emplacement canonique, le ou la responsable et la cadence de revue.</w:t>
       </w:r>
     </w:p>
     <w:tbl>
@@ -2090,30 +2216,58 @@
             <w:pPr>
               <w:pStyle w:val="Compact"/>
             </w:pPr>
-          </w:p>
-        </w:tc>
-        <w:tc>
-          <w:tcPr/>
-          <w:p>
-            <w:pPr>
-              <w:pStyle w:val="Compact"/>
-            </w:pPr>
-          </w:p>
-        </w:tc>
-        <w:tc>
-          <w:tcPr/>
-          <w:p>
-            <w:pPr>
-              <w:pStyle w:val="Compact"/>
-            </w:pPr>
-          </w:p>
-        </w:tc>
-        <w:tc>
-          <w:tcPr/>
-          <w:p>
-            <w:pPr>
-              <w:pStyle w:val="Compact"/>
-            </w:pPr>
+            <w:r>
+              <w:rPr>
+                <w:i/>
+                <w:iCs/>
+              </w:rPr>
+              <w:t xml:space="preserve">&lt;Artefacts RCOS&gt;</w:t>
+            </w:r>
+          </w:p>
+        </w:tc>
+        <w:tc>
+          <w:tcPr/>
+          <w:p>
+            <w:pPr>
+              <w:pStyle w:val="Compact"/>
+            </w:pPr>
+            <w:r>
+              <w:rPr>
+                <w:i/>
+                <w:iCs/>
+              </w:rPr>
+              <w:t xml:space="preserve">&lt;emplacement&gt;</w:t>
+            </w:r>
+          </w:p>
+        </w:tc>
+        <w:tc>
+          <w:tcPr/>
+          <w:p>
+            <w:pPr>
+              <w:pStyle w:val="Compact"/>
+            </w:pPr>
+            <w:r>
+              <w:rPr>
+                <w:i/>
+                <w:iCs/>
+              </w:rPr>
+              <w:t xml:space="preserve">&lt;responsable&gt;</w:t>
+            </w:r>
+          </w:p>
+        </w:tc>
+        <w:tc>
+          <w:tcPr/>
+          <w:p>
+            <w:pPr>
+              <w:pStyle w:val="Compact"/>
+            </w:pPr>
+            <w:r>
+              <w:rPr>
+                <w:i/>
+                <w:iCs/>
+              </w:rPr>
+              <w:t xml:space="preserve">&lt;cadence&gt;</w:t>
+            </w:r>
           </w:p>
         </w:tc>
       </w:tr>
@@ -2124,30 +2278,58 @@
             <w:pPr>
               <w:pStyle w:val="Compact"/>
             </w:pPr>
-          </w:p>
-        </w:tc>
-        <w:tc>
-          <w:tcPr/>
-          <w:p>
-            <w:pPr>
-              <w:pStyle w:val="Compact"/>
-            </w:pPr>
-          </w:p>
-        </w:tc>
-        <w:tc>
-          <w:tcPr/>
-          <w:p>
-            <w:pPr>
-              <w:pStyle w:val="Compact"/>
-            </w:pPr>
-          </w:p>
-        </w:tc>
-        <w:tc>
-          <w:tcPr/>
-          <w:p>
-            <w:pPr>
-              <w:pStyle w:val="Compact"/>
-            </w:pPr>
+            <w:r>
+              <w:rPr>
+                <w:i/>
+                <w:iCs/>
+              </w:rPr>
+              <w:t xml:space="preserve">&lt;Registre des membres&gt;</w:t>
+            </w:r>
+          </w:p>
+        </w:tc>
+        <w:tc>
+          <w:tcPr/>
+          <w:p>
+            <w:pPr>
+              <w:pStyle w:val="Compact"/>
+            </w:pPr>
+            <w:r>
+              <w:rPr>
+                <w:i/>
+                <w:iCs/>
+              </w:rPr>
+              <w:t xml:space="preserve">&lt;emplacement&gt;</w:t>
+            </w:r>
+          </w:p>
+        </w:tc>
+        <w:tc>
+          <w:tcPr/>
+          <w:p>
+            <w:pPr>
+              <w:pStyle w:val="Compact"/>
+            </w:pPr>
+            <w:r>
+              <w:rPr>
+                <w:i/>
+                <w:iCs/>
+              </w:rPr>
+              <w:t xml:space="preserve">&lt;responsable&gt;</w:t>
+            </w:r>
+          </w:p>
+        </w:tc>
+        <w:tc>
+          <w:tcPr/>
+          <w:p>
+            <w:pPr>
+              <w:pStyle w:val="Compact"/>
+            </w:pPr>
+            <w:r>
+              <w:rPr>
+                <w:i/>
+                <w:iCs/>
+              </w:rPr>
+              <w:t xml:space="preserve">&lt;cadence&gt;</w:t>
+            </w:r>
           </w:p>
         </w:tc>
       </w:tr>
@@ -2173,22 +2355,43 @@
             <w:pPr>
               <w:pStyle w:val="Compact"/>
             </w:pPr>
-          </w:p>
-        </w:tc>
-        <w:tc>
-          <w:tcPr/>
-          <w:p>
-            <w:pPr>
-              <w:pStyle w:val="Compact"/>
-            </w:pPr>
-          </w:p>
-        </w:tc>
-        <w:tc>
-          <w:tcPr/>
-          <w:p>
-            <w:pPr>
-              <w:pStyle w:val="Compact"/>
-            </w:pPr>
+            <w:r>
+              <w:rPr>
+                <w:i/>
+                <w:iCs/>
+              </w:rPr>
+              <w:t xml:space="preserve">&lt;emplacement&gt;</w:t>
+            </w:r>
+          </w:p>
+        </w:tc>
+        <w:tc>
+          <w:tcPr/>
+          <w:p>
+            <w:pPr>
+              <w:pStyle w:val="Compact"/>
+            </w:pPr>
+            <w:r>
+              <w:rPr>
+                <w:i/>
+                <w:iCs/>
+              </w:rPr>
+              <w:t xml:space="preserve">&lt;responsable&gt;</w:t>
+            </w:r>
+          </w:p>
+        </w:tc>
+        <w:tc>
+          <w:tcPr/>
+          <w:p>
+            <w:pPr>
+              <w:pStyle w:val="Compact"/>
+            </w:pPr>
+            <w:r>
+              <w:rPr>
+                <w:i/>
+                <w:iCs/>
+              </w:rPr>
+              <w:t xml:space="preserve">&lt;cadence&gt;</w:t>
+            </w:r>
           </w:p>
         </w:tc>
       </w:tr>
@@ -2199,30 +2402,58 @@
             <w:pPr>
               <w:pStyle w:val="Compact"/>
             </w:pPr>
-          </w:p>
-        </w:tc>
-        <w:tc>
-          <w:tcPr/>
-          <w:p>
-            <w:pPr>
-              <w:pStyle w:val="Compact"/>
-            </w:pPr>
-          </w:p>
-        </w:tc>
-        <w:tc>
-          <w:tcPr/>
-          <w:p>
-            <w:pPr>
-              <w:pStyle w:val="Compact"/>
-            </w:pPr>
-          </w:p>
-        </w:tc>
-        <w:tc>
-          <w:tcPr/>
-          <w:p>
-            <w:pPr>
-              <w:pStyle w:val="Compact"/>
-            </w:pPr>
+            <w:r>
+              <w:rPr>
+                <w:i/>
+                <w:iCs/>
+              </w:rPr>
+              <w:t xml:space="preserve">&lt;Propositions de gouvernance&gt;</w:t>
+            </w:r>
+          </w:p>
+        </w:tc>
+        <w:tc>
+          <w:tcPr/>
+          <w:p>
+            <w:pPr>
+              <w:pStyle w:val="Compact"/>
+            </w:pPr>
+            <w:r>
+              <w:rPr>
+                <w:i/>
+                <w:iCs/>
+              </w:rPr>
+              <w:t xml:space="preserve">&lt;emplacement&gt;</w:t>
+            </w:r>
+          </w:p>
+        </w:tc>
+        <w:tc>
+          <w:tcPr/>
+          <w:p>
+            <w:pPr>
+              <w:pStyle w:val="Compact"/>
+            </w:pPr>
+            <w:r>
+              <w:rPr>
+                <w:i/>
+                <w:iCs/>
+              </w:rPr>
+              <w:t xml:space="preserve">&lt;responsable&gt;</w:t>
+            </w:r>
+          </w:p>
+        </w:tc>
+        <w:tc>
+          <w:tcPr/>
+          <w:p>
+            <w:pPr>
+              <w:pStyle w:val="Compact"/>
+            </w:pPr>
+            <w:r>
+              <w:rPr>
+                <w:i/>
+                <w:iCs/>
+              </w:rPr>
+              <w:t xml:space="preserve">&lt;cadence&gt;</w:t>
+            </w:r>
           </w:p>
         </w:tc>
       </w:tr>
@@ -2233,30 +2464,58 @@
             <w:pPr>
               <w:pStyle w:val="Compact"/>
             </w:pPr>
-          </w:p>
-        </w:tc>
-        <w:tc>
-          <w:tcPr/>
-          <w:p>
-            <w:pPr>
-              <w:pStyle w:val="Compact"/>
-            </w:pPr>
-          </w:p>
-        </w:tc>
-        <w:tc>
-          <w:tcPr/>
-          <w:p>
-            <w:pPr>
-              <w:pStyle w:val="Compact"/>
-            </w:pPr>
-          </w:p>
-        </w:tc>
-        <w:tc>
-          <w:tcPr/>
-          <w:p>
-            <w:pPr>
-              <w:pStyle w:val="Compact"/>
-            </w:pPr>
+            <w:r>
+              <w:rPr>
+                <w:i/>
+                <w:iCs/>
+              </w:rPr>
+              <w:t xml:space="preserve">&lt;Registres de contributions&gt;</w:t>
+            </w:r>
+          </w:p>
+        </w:tc>
+        <w:tc>
+          <w:tcPr/>
+          <w:p>
+            <w:pPr>
+              <w:pStyle w:val="Compact"/>
+            </w:pPr>
+            <w:r>
+              <w:rPr>
+                <w:i/>
+                <w:iCs/>
+              </w:rPr>
+              <w:t xml:space="preserve">&lt;emplacement&gt;</w:t>
+            </w:r>
+          </w:p>
+        </w:tc>
+        <w:tc>
+          <w:tcPr/>
+          <w:p>
+            <w:pPr>
+              <w:pStyle w:val="Compact"/>
+            </w:pPr>
+            <w:r>
+              <w:rPr>
+                <w:i/>
+                <w:iCs/>
+              </w:rPr>
+              <w:t xml:space="preserve">&lt;responsable&gt;</w:t>
+            </w:r>
+          </w:p>
+        </w:tc>
+        <w:tc>
+          <w:tcPr/>
+          <w:p>
+            <w:pPr>
+              <w:pStyle w:val="Compact"/>
+            </w:pPr>
+            <w:r>
+              <w:rPr>
+                <w:i/>
+                <w:iCs/>
+              </w:rPr>
+              <w:t xml:space="preserve">&lt;cadence&gt;</w:t>
+            </w:r>
           </w:p>
         </w:tc>
       </w:tr>
@@ -2296,6 +2555,9 @@
       <w:r>
         <w:t xml:space="preserve"> </w:t>
       </w:r>
+      <w:r>
+        <w:t xml:space="preserve">&lt;AAAA-MM-JJ&gt;</w:t>
+      </w:r>
     </w:p>
     <w:p>
       <w:pPr>
@@ -2336,6 +2598,9 @@
       </w:r>
       <w:r>
         <w:t xml:space="preserve"> </w:t>
+      </w:r>
+      <w:r>
+        <w:t xml:space="preserve">&lt;version&gt;</w:t>
       </w:r>
     </w:p>
     <w:p>

--- a/static/downloads/fr/docx/layer-5/operations-manual.docx
+++ b/static/downloads/fr/docx/layer-5/operations-manual.docx
@@ -59,7 +59,7 @@
         <w:t xml:space="preserve">RCOS — Système d’Exploitation de Communauté Régénérative</w:t>
       </w:r>
     </w:p>
-    <w:bookmarkStart w:id="28" w:name="manuel-opérationnel"/>
+    <w:bookmarkStart w:id="29" w:name="manuel-opérationnel"/>
     <w:p>
       <w:pPr>
         <w:pStyle w:val="Heading1"/>
@@ -87,7 +87,7 @@
         <w:t xml:space="preserve"> </w:t>
       </w:r>
       <w:r>
-        <w:t xml:space="preserve">2026-07-07</w:t>
+        <w:t xml:space="preserve">2026-08-31</w:t>
       </w:r>
     </w:p>
     <w:p>
@@ -1375,6 +1375,30 @@
         </w:rPr>
         <w:t xml:space="preserve"> </w:t>
       </w:r>
+      <w:hyperlink r:id="rId16">
+        <w:r>
+          <w:rPr>
+            <w:rStyle w:val="Hyperlink"/>
+            <w:i/>
+            <w:iCs/>
+          </w:rPr>
+          <w:t xml:space="preserve">7.4.4</w:t>
+        </w:r>
+      </w:hyperlink>
+      <w:r>
+        <w:rPr>
+          <w:i/>
+          <w:iCs/>
+        </w:rPr>
+        <w:t xml:space="preserve">,</w:t>
+      </w:r>
+      <w:r>
+        <w:rPr>
+          <w:i/>
+          <w:iCs/>
+        </w:rPr>
+        <w:t xml:space="preserve"> </w:t>
+      </w:r>
       <w:hyperlink r:id="rId19">
         <w:r>
           <w:rPr>
@@ -1540,6 +1564,32 @@
         <w:t xml:space="preserve">&lt;processus de redistribution des responsabilités ; délai de résolution.&gt;</w:t>
       </w:r>
     </w:p>
+    <w:p>
+      <w:pPr>
+        <w:pStyle w:val="Compact"/>
+        <w:numPr>
+          <w:ilvl w:val="0"/>
+          <w:numId w:val="1004"/>
+        </w:numPr>
+      </w:pPr>
+      <w:r>
+        <w:rPr>
+          <w:b/>
+          <w:bCs/>
+        </w:rPr>
+        <w:t xml:space="preserve">Surcharge persistante :</w:t>
+      </w:r>
+      <w:r>
+        <w:t xml:space="preserve"> </w:t>
+      </w:r>
+      <w:r>
+        <w:rPr>
+          <w:i/>
+          <w:iCs/>
+        </w:rPr>
+        <w:t xml:space="preserve">&lt;comment la surcharge persistante, le risque d’épuisement, la non-participation chronique ou la dépendance envers des personnes en sur-fonctionnement sont détectés, et comment ils sont orientés vers le processus de révision ou de réparation de la Couche 4.&gt;</w:t>
+      </w:r>
+    </w:p>
     <w:bookmarkEnd w:id="23"/>
     <w:bookmarkStart w:id="24" w:name="continuité-opérationnelle"/>
     <w:p>
@@ -2012,7 +2062,7 @@
       </w:r>
     </w:p>
     <w:bookmarkEnd w:id="25"/>
-    <w:bookmarkStart w:id="26" w:name="Xbdeb0ac8d12d65c8d2c23adc32f7c5ea4c8cb08"/>
+    <w:bookmarkStart w:id="27" w:name="Xbdeb0ac8d12d65c8d2c23adc32f7c5ea4c8cb08"/>
     <w:p>
       <w:pPr>
         <w:pStyle w:val="Heading2"/>
@@ -2095,6 +2145,30 @@
             <w:iCs/>
           </w:rPr>
           <w:t xml:space="preserve">7.3.3</w:t>
+        </w:r>
+      </w:hyperlink>
+      <w:r>
+        <w:rPr>
+          <w:i/>
+          <w:iCs/>
+        </w:rPr>
+        <w:t xml:space="preserve">,</w:t>
+      </w:r>
+      <w:r>
+        <w:rPr>
+          <w:i/>
+          <w:iCs/>
+        </w:rPr>
+        <w:t xml:space="preserve"> </w:t>
+      </w:r>
+      <w:hyperlink r:id="rId26">
+        <w:r>
+          <w:rPr>
+            <w:rStyle w:val="Hyperlink"/>
+            <w:i/>
+            <w:iCs/>
+          </w:rPr>
+          <w:t xml:space="preserve">7.8.1</w:t>
         </w:r>
       </w:hyperlink>
     </w:p>
@@ -2527,8 +2601,8 @@
         </w:pict>
       </w:r>
     </w:p>
-    <w:bookmarkEnd w:id="26"/>
-    <w:bookmarkStart w:id="27" w:name="registre-de-ratification"/>
+    <w:bookmarkEnd w:id="27"/>
+    <w:bookmarkStart w:id="28" w:name="registre-de-ratification"/>
     <w:p>
       <w:pPr>
         <w:pStyle w:val="Heading2"/>
@@ -2625,8 +2699,8 @@
         <w:t xml:space="preserve">&lt;lien vers le registre de décision&gt;</w:t>
       </w:r>
     </w:p>
-    <w:bookmarkEnd w:id="27"/>
     <w:bookmarkEnd w:id="28"/>
+    <w:bookmarkEnd w:id="29"/>
     <w:sectPr>
       <w:footnotePr>
         <w:numRestart w:val="eachSect"/>
